--- a/fra/docx/42.content.docx
+++ b/fra/docx/42.content.docx
@@ -136,13 +136,6 @@
         <w:rPr>
           <w:lang w:val="fr_FR" w:bidi="fr_FR"/>
         </w:rPr>
-      </w:r>
-      <w:r>
-        <w:rPr>
-          <w:i/>
-          <w:lang w:val="fr_FR" w:bidi="fr_FR"/>
-        </w:rPr>
-        <w:t>Luc 1.2, Luc 1.2 (#2), Luc 1.4, Luc 1.6, Luc 1.7, Luc 1.8, Luc 1.9, Luc 1.10, Luc 1.11, Luc 1.12, Luc 1.13, Luc 1.16, Luc 1.17, Luc 1.19, Luc 1.20, Luc 1.27, Luc 1.31, Luc 1.33, Luc 1.35, Luc 1.35 (#2), Luc 1.37, Luc 1.41, Luc 1.42, Luc 1.54, Luc 1.59, Luc 1.63, Luc 1.64, Luc 1.66, Luc 1.68, Luc 1.77, Luc 1.80, Luc 2.3, Luc 2.4, Luc 2.7, Luc 2.8, Luc 2.9, Luc 2.11, Luc 2.15, Luc 2.16, Luc 2.21, Luc 2.22, Luc 2.26, Luc 2.32, Luc 2.35, Luc 2.38, Luc 2.40, Luc 2.44, Luc 2.46, Luc 2.49, Luc 2.51, Luc 2.52, Luc 3.3, Luc 3.4, Luc 3.8, Luc 3.9, Luc 3.13, Luc 3.16, Luc 3.19, Luc 3.20, Luc 3.21, Luc 3.22, Luc 3.22 (#2), Luc 3.23, Luc 4.1, Luc 4.2, Luc 4.3, Luc 4.4, Luc 4.5, Luc 4.7, Luc 4.8, Luc 4.9, Luc 4.12, Luc 4.13, Luc 4.17, Luc 4.21, Luc 4.24, Luc 4.26, Luc 4.27, Luc 4.28, Luc 4.29, Luc 4.30, Luc 4.34, Luc 4.36, Luc 4.40, Luc 4.41, Luc 4.43, Luc 5.4, Luc 5.5, Luc 5.6, Luc 5.8, Luc 5.10, Luc 5.15, Luc 5.20, Luc 5.21, Luc 5.24, Luc 5.32, Luc 5.35, Luc 5.36, Luc 5.37, Luc 5.38, Luc 6.1, Luc 6.5, Luc 6.11, Luc 6.13, Luc 6.20, Luc 6.21, Luc 6.22, Luc 6.23, Luc 6.27, Luc 6.35, Luc 6.42, Luc 6.45, Luc 6.45 (#2), Luc 6.49, Luc 7.3, Luc 7.6, Luc 7.7, Luc 7.9, Luc 7.13, Luc 7.16, Luc 7.22, Luc 7.26, Luc 7.30, Luc 7.33, Luc 7.34, Luc 7.38, Luc 7.47, Luc 7.49, Luc 8.3, Luc 8.11, Luc 8.12, Luc 8.14, Luc 8.15, Luc 8.21, Luc 8.25, Luc 8.29, Luc 8.33, Luc 8.39, Luc 8.48, Luc 8.55, Luc 9.2, Luc 9.7, Luc 9.8, Luc 9.13, Luc 9.14, Luc 9.16, Luc 9.17, Luc 9.20, Luc 9.23, Luc 9.29, Luc 9.30, Luc 9.35, Luc 9.39, Luc 9.44, Luc 9.48, Luc 9.51, Luc 9.62, Luc 10.4, Luc 10.9, Luc 10.12, Luc 10.20, Luc 10.21, Luc 10.27, Luc 10.31, Luc 10.32, Luc 10.34, Luc 10.37, Luc 10.39, Luc 10.40, Luc 10.42, Luc 11.3, Luc 11.4, Luc 11.8, Luc 11.13, Luc 11.15, Luc 11.20, Luc 11.26, Luc 11.28, Luc 11.32, Luc 11.39, Luc 11.42, Luc 11.46, Luc 11.50, Luc 11.54, Luc 12.3, Luc 12.5, Luc 12.8, Luc 12.15, Luc 12.18, Luc 12.19, Luc 12.20, Luc 12.31, Luc 12.33, Luc 12.37, Luc 12.40, Luc 12.46, Luc 12.48, Luc 12.52, Luc 12.58, Luc 13.3, Luc 13.8, Luc 13.9, Luc 13.11, Luc 13.14, Luc 13.15, Luc 13.19, Luc 13.24, Luc 13.28, Luc 13.33, Luc 13.34, Luc 13.34 (#2), Luc 13.35, Luc 14.3, Luc 14.4, Luc 14.5, Luc 14.11, Luc 14.11 (#2), Luc 14.14, Luc 14.18, Luc 14.21, Luc 14.24, Luc 14.26, Luc 14.27, Luc 14.28, Luc 14.33, Luc 14.35, Luc 15.4, Luc 15.5, Luc 15.8, Luc 15.9, Luc 15.10, Luc 15.12, Luc 15.13, Luc 15.15, Luc 15.18, Luc 15.19, Luc 15.20, Luc 15.22, Luc 15.23, Luc 15.28, Luc 15.29, Luc 15.31, Luc 15.32, Luc 16:1, Luc 16.5, Luc 16.6, Luc 16.7, Luc 16.8, Luc 16.9, Luc 16.10, Luc 16.13, Luc 16.16, Luc 16.16 (#2), Luc 16.18, Luc 16.22, Luc 16.23, Luc 16.24, Luc 16.26, Luc 16.27, Luc 16.28, Luc 16.29, Luc 16.31, Luc 17.4, Luc 17.10, Luc 17.12, Luc 17.13, Luc 17.14, Luc 17.14 (#2), Luc 17.15, Luc 17.16, Luc 17.21, Luc 17.24, Luc 17.25, Luc 17.27, Luc 17.37, Luc 18.1, Luc 18.3, Luc 18.5, Luc 18.8, Luc 18.10, Luc 18.11, Luc 18.13, Luc 18.14, Luc 18.16, Luc 18.22, Luc 18.23, Luc 18.30, Luc 18.32, Luc 18.33, Luc 18.38, Luc 18.43, Luc 19.7, Luc 19.9, Luc 19.11, Luc 19.12, Luc 19.17, Luc 19.19, Luc 19.21, Luc 19.24, Luc 19.27, Luc 19.30, Luc 19.38, Luc 19.40, Luc 19.41, Luc 19.44, Luc 19.47, Luc 19.48, Luc 20:4, Luc 20:5, Luc 20:6, Luc 20:11, Luc 20:13, Luc 20.15, Luc 20.16, Luc 20.19, Luc 20.25, Luc 20.27, Luc 20.34, Luc 20.35, Luc 20.37, Luc 20.42, Luc 20.47, Luc 20.47 (#2), Luc 21.4, Luc 21.6, Luc 21.7, Luc 21.8, Luc 21.10, Luc 21.11, Luc 21.13, Luc 21.16, Luc 21.20, Luc 21.21, Luc 21.22, Luc 21.24, Luc 21.25, Luc 21.30, Luc 21.33, Luc 21.33 (#2), Luc 21.34, Luc 21.36, Luc 22.1, Luc 22.6, Luc 22.12, Luc 22.16, Luc 22.19, Luc 22.20, Luc 22.22, Luc 22.23, Luc 22.26, Luc 22.27, Luc 22.30, Luc 22.34, Luc 22.37, Luc 22.40, Luc 22.42, Luc 22.45, Luc 22.48, Luc 22.51, Luc 22.53, Luc 22.54, Luc 22.57, Luc 22.60, Luc 22.62, Luc 22.63, Luc 22.64, Luc 22.67, Luc 22.71, Luc 23.2, Luc 23.4, Luc 23.8, Luc 23.9, Luc 23.14, Luc 23.18, Luc 23.21, Luc 23.22, Luc 23.23, Luc 23.26, Luc 23.28, Luc 23.32, Luc 23.38, Luc 23.42, Luc 23.43, Luc 23.44, Luc 23.45, Luc 23.47, Luc 23.52, Luc 23.53, Luc 23.54, Luc 23.56, Luc 24.1, Luc 24.2, Luc 24.3, Luc 24.6, Luc 24.11, Luc 24.12, Luc 24.16, Luc 24.21, Luc 24.27, Luc 24.31, Luc 24.36, Luc 24.39, Luc 24.45, Luc 24.47, Luc 24.49, Luc 24.51, Luc 24.53</w:t>
       </w:r>
       <w:r>
         <w:rPr>

--- a/fra/docx/42.content.docx
+++ b/fra/docx/42.content.docx
@@ -123,19 +123,6 @@
           <w:lang w:val="fr_FR" w:bidi="fr_FR"/>
         </w:rPr>
         <w:t>LUK</w:t>
-      </w:r>
-      <w:r>
-        <w:rPr>
-          <w:lang w:val="fr_FR" w:bidi="fr_FR"/>
-        </w:rPr>
-      </w:r>
-    </w:p>
-    <w:p>
-      <w:pPr/>
-      <w:r>
-        <w:rPr>
-          <w:lang w:val="fr_FR" w:bidi="fr_FR"/>
-        </w:rPr>
       </w:r>
       <w:r>
         <w:rPr>

--- a/fra/docx/42.content.docx
+++ b/fra/docx/42.content.docx
@@ -19,7 +19,7 @@
         <w:rPr>
           <w:lang w:val="fr_FR" w:bidi="fr_FR"/>
         </w:rPr>
-        <w:t>Resource: Questions de Traduction (unfoldingWord)</w:t>
+        <w:t>Resource: unfoldingWord® Translation Questions</w:t>
       </w:r>
       <w:r>
         <w:rPr>
@@ -85,7 +85,7 @@
         <w:rPr>
           <w:lang w:val="fr_FR" w:bidi="fr_FR"/>
         </w:rPr>
-        <w:t>Questions de Traduction (unfoldingWord)</w:t>
+        <w:t>unfoldingWord® Translation Questions</w:t>
       </w:r>
     </w:p>
     <w:p>

--- a/fra/docx/42.content.docx
+++ b/fra/docx/42.content.docx
@@ -7718,6 +7718,69 @@
         <w:rPr>
           <w:lang w:val="fr_FR" w:bidi="fr_FR"/>
         </w:rPr>
+        <w:t>Luc 6.47–48</w:t>
+      </w:r>
+      <w:r>
+        <w:rPr>
+          <w:lang w:val="fr_FR" w:bidi="fr_FR"/>
+        </w:rPr>
+      </w:r>
+    </w:p>
+    <w:p>
+      <w:pPr/>
+      <w:r>
+        <w:rPr>
+          <w:lang w:val="fr_FR" w:bidi="fr_FR"/>
+        </w:rPr>
+      </w:r>
+      <w:r>
+        <w:rPr>
+          <w:b/>
+          <w:lang w:val="fr_FR" w:bidi="fr_FR"/>
+        </w:rPr>
+        <w:t>À quoi Jésus compare-t-il la personne qui entend et met en pratique ses paroles ?</w:t>
+      </w:r>
+    </w:p>
+    <w:p>
+      <w:pPr/>
+      <w:r>
+        <w:rPr>
+          <w:lang w:val="fr_FR" w:bidi="fr_FR"/>
+        </w:rPr>
+      </w:r>
+      <w:r>
+        <w:rPr>
+          <w:lang w:val="fr_FR" w:bidi="fr_FR"/>
+        </w:rPr>
+        <w:t>Il est comme un homme qui construit une maison sur le roc, afin que sa maison ne soit pas détruire par l'inondation.</w:t>
+      </w:r>
+      <w:r>
+        <w:rPr>
+          <w:lang w:val="fr_FR" w:bidi="fr_FR"/>
+        </w:rPr>
+      </w:r>
+      <w:r>
+        <w:rPr>
+          <w:lang w:val="fr_FR" w:bidi="fr_FR"/>
+        </w:rPr>
+      </w:r>
+    </w:p>
+    <w:p>
+      <w:pPr/>
+      <w:r>
+        <w:rPr>
+          <w:lang w:val="fr_FR" w:bidi="fr_FR"/>
+        </w:rPr>
+      </w:r>
+    </w:p>
+    <w:p>
+      <w:pPr>
+        <w:pStyle w:val="Heading2"/>
+      </w:pPr>
+      <w:r>
+        <w:rPr>
+          <w:lang w:val="fr_FR" w:bidi="fr_FR"/>
+        </w:rPr>
         <w:t>Luc 6.49</w:t>
       </w:r>
       <w:r>
@@ -8918,6 +8981,75 @@
         <w:rPr>
           <w:lang w:val="fr_FR" w:bidi="fr_FR"/>
         </w:rPr>
+        <w:t>Luc 8.13</w:t>
+      </w:r>
+      <w:r>
+        <w:rPr>
+          <w:lang w:val="fr_FR" w:bidi="fr_FR"/>
+        </w:rPr>
+      </w:r>
+    </w:p>
+    <w:p>
+      <w:pPr/>
+      <w:r>
+        <w:rPr>
+          <w:lang w:val="fr_FR" w:bidi="fr_FR"/>
+        </w:rPr>
+      </w:r>
+      <w:r>
+        <w:rPr>
+          <w:b/>
+          <w:lang w:val="fr_FR" w:bidi="fr_FR"/>
+        </w:rPr>
+        <w:t>Qui sont ceux qui tombent sur le roc, et que leur arrive-t-il ?</w:t>
+      </w:r>
+    </w:p>
+    <w:p>
+      <w:pPr/>
+      <w:r>
+        <w:rPr>
+          <w:lang w:val="fr_FR" w:bidi="fr_FR"/>
+        </w:rPr>
+      </w:r>
+      <w:r>
+        <w:rPr>
+          <w:lang w:val="fr_FR" w:bidi="fr_FR"/>
+        </w:rPr>
+        <w:t xml:space="preserve">Ceux qui reçoivent la parole avec joie, mais qui n'ont pas de racines. Ils croient pour un temps et </w:t>
+      </w:r>
+      <w:r>
+        <w:rPr>
+          <w:lang w:val="fr_FR" w:bidi="fr_FR"/>
+        </w:rPr>
+        <w:t>succombent au moment de la tentation.</w:t>
+      </w:r>
+      <w:r>
+        <w:rPr>
+          <w:lang w:val="fr_FR" w:bidi="fr_FR"/>
+        </w:rPr>
+      </w:r>
+      <w:r>
+        <w:rPr>
+          <w:lang w:val="fr_FR" w:bidi="fr_FR"/>
+        </w:rPr>
+      </w:r>
+    </w:p>
+    <w:p>
+      <w:pPr/>
+      <w:r>
+        <w:rPr>
+          <w:lang w:val="fr_FR" w:bidi="fr_FR"/>
+        </w:rPr>
+      </w:r>
+    </w:p>
+    <w:p>
+      <w:pPr>
+        <w:pStyle w:val="Heading2"/>
+      </w:pPr>
+      <w:r>
+        <w:rPr>
+          <w:lang w:val="fr_FR" w:bidi="fr_FR"/>
+        </w:rPr>
         <w:t>Luc 8.14</w:t>
       </w:r>
       <w:r>
@@ -13986,6 +14118,69 @@
         <w:rPr>
           <w:lang w:val="fr_FR" w:bidi="fr_FR"/>
         </w:rPr>
+        <w:t>Luc 13.28–29 (#2)</w:t>
+      </w:r>
+      <w:r>
+        <w:rPr>
+          <w:lang w:val="fr_FR" w:bidi="fr_FR"/>
+        </w:rPr>
+      </w:r>
+    </w:p>
+    <w:p>
+      <w:pPr/>
+      <w:r>
+        <w:rPr>
+          <w:lang w:val="fr_FR" w:bidi="fr_FR"/>
+        </w:rPr>
+      </w:r>
+      <w:r>
+        <w:rPr>
+          <w:b/>
+          <w:lang w:val="fr_FR" w:bidi="fr_FR"/>
+        </w:rPr>
+        <w:t>Qui sera dans le royaume de Dieu ?</w:t>
+      </w:r>
+    </w:p>
+    <w:p>
+      <w:pPr/>
+      <w:r>
+        <w:rPr>
+          <w:lang w:val="fr_FR" w:bidi="fr_FR"/>
+        </w:rPr>
+      </w:r>
+      <w:r>
+        <w:rPr>
+          <w:lang w:val="fr_FR" w:bidi="fr_FR"/>
+        </w:rPr>
+        <w:t>Abraham, Isaac, Jacob, les prophètes, et beaucoup de l'est, de l'ouest, du nord et du sud seront dans le royaume.</w:t>
+      </w:r>
+      <w:r>
+        <w:rPr>
+          <w:lang w:val="fr_FR" w:bidi="fr_FR"/>
+        </w:rPr>
+      </w:r>
+      <w:r>
+        <w:rPr>
+          <w:lang w:val="fr_FR" w:bidi="fr_FR"/>
+        </w:rPr>
+      </w:r>
+    </w:p>
+    <w:p>
+      <w:pPr/>
+      <w:r>
+        <w:rPr>
+          <w:lang w:val="fr_FR" w:bidi="fr_FR"/>
+        </w:rPr>
+      </w:r>
+    </w:p>
+    <w:p>
+      <w:pPr>
+        <w:pStyle w:val="Heading2"/>
+      </w:pPr>
+      <w:r>
+        <w:rPr>
+          <w:lang w:val="fr_FR" w:bidi="fr_FR"/>
+        </w:rPr>
         <w:t>Luc 13.33</w:t>
       </w:r>
       <w:r>
@@ -18637,6 +18832,69 @@
         <w:rPr>
           <w:lang w:val="fr_FR" w:bidi="fr_FR"/>
         </w:rPr>
+        <w:t>Luc 18.9</w:t>
+      </w:r>
+      <w:r>
+        <w:rPr>
+          <w:lang w:val="fr_FR" w:bidi="fr_FR"/>
+        </w:rPr>
+      </w:r>
+    </w:p>
+    <w:p>
+      <w:pPr/>
+      <w:r>
+        <w:rPr>
+          <w:lang w:val="fr_FR" w:bidi="fr_FR"/>
+        </w:rPr>
+      </w:r>
+      <w:r>
+        <w:rPr>
+          <w:b/>
+          <w:lang w:val="fr_FR" w:bidi="fr_FR"/>
+        </w:rPr>
+        <w:t>Pour qui Jésus dit-il cette parabole ?</w:t>
+      </w:r>
+    </w:p>
+    <w:p>
+      <w:pPr/>
+      <w:r>
+        <w:rPr>
+          <w:lang w:val="fr_FR" w:bidi="fr_FR"/>
+        </w:rPr>
+      </w:r>
+      <w:r>
+        <w:rPr>
+          <w:lang w:val="fr_FR" w:bidi="fr_FR"/>
+        </w:rPr>
+        <w:t>Pour certaines personnes qui se persuadaient d'être justes et méprisaient les autres.</w:t>
+      </w:r>
+      <w:r>
+        <w:rPr>
+          <w:lang w:val="fr_FR" w:bidi="fr_FR"/>
+        </w:rPr>
+      </w:r>
+      <w:r>
+        <w:rPr>
+          <w:lang w:val="fr_FR" w:bidi="fr_FR"/>
+        </w:rPr>
+      </w:r>
+    </w:p>
+    <w:p>
+      <w:pPr/>
+      <w:r>
+        <w:rPr>
+          <w:lang w:val="fr_FR" w:bidi="fr_FR"/>
+        </w:rPr>
+      </w:r>
+    </w:p>
+    <w:p>
+      <w:pPr>
+        <w:pStyle w:val="Heading2"/>
+      </w:pPr>
+      <w:r>
+        <w:rPr>
+          <w:lang w:val="fr_FR" w:bidi="fr_FR"/>
+        </w:rPr>
         <w:t>Luc 18.10</w:t>
       </w:r>
       <w:r>
@@ -19423,6 +19681,69 @@
         <w:rPr>
           <w:lang w:val="fr_FR" w:bidi="fr_FR"/>
         </w:rPr>
+        <w:t>Luc 19.2–4</w:t>
+      </w:r>
+      <w:r>
+        <w:rPr>
+          <w:lang w:val="fr_FR" w:bidi="fr_FR"/>
+        </w:rPr>
+      </w:r>
+    </w:p>
+    <w:p>
+      <w:pPr/>
+      <w:r>
+        <w:rPr>
+          <w:lang w:val="fr_FR" w:bidi="fr_FR"/>
+        </w:rPr>
+      </w:r>
+      <w:r>
+        <w:rPr>
+          <w:b/>
+          <w:lang w:val="fr_FR" w:bidi="fr_FR"/>
+        </w:rPr>
+        <w:t>Qui est monté dans un arbre pour voir Jésus et quel était son métier ?</w:t>
+      </w:r>
+    </w:p>
+    <w:p>
+      <w:pPr/>
+      <w:r>
+        <w:rPr>
+          <w:lang w:val="fr_FR" w:bidi="fr_FR"/>
+        </w:rPr>
+      </w:r>
+      <w:r>
+        <w:rPr>
+          <w:lang w:val="fr_FR" w:bidi="fr_FR"/>
+        </w:rPr>
+        <w:t>La personne qui est montée dans l'arbre était Zachée. C'était un chef des publicains et il était riche.</w:t>
+      </w:r>
+      <w:r>
+        <w:rPr>
+          <w:lang w:val="fr_FR" w:bidi="fr_FR"/>
+        </w:rPr>
+      </w:r>
+      <w:r>
+        <w:rPr>
+          <w:lang w:val="fr_FR" w:bidi="fr_FR"/>
+        </w:rPr>
+      </w:r>
+    </w:p>
+    <w:p>
+      <w:pPr/>
+      <w:r>
+        <w:rPr>
+          <w:lang w:val="fr_FR" w:bidi="fr_FR"/>
+        </w:rPr>
+      </w:r>
+    </w:p>
+    <w:p>
+      <w:pPr>
+        <w:pStyle w:val="Heading2"/>
+      </w:pPr>
+      <w:r>
+        <w:rPr>
+          <w:lang w:val="fr_FR" w:bidi="fr_FR"/>
+        </w:rPr>
         <w:t>Luc 19.7</w:t>
       </w:r>
       <w:r>
@@ -25274,6 +25595,69 @@
           <w:lang w:val="fr_FR" w:bidi="fr_FR"/>
         </w:rPr>
         <w:t>malfaiteurs devaient être mis à mort avec Jésus.</w:t>
+      </w:r>
+      <w:r>
+        <w:rPr>
+          <w:lang w:val="fr_FR" w:bidi="fr_FR"/>
+        </w:rPr>
+      </w:r>
+      <w:r>
+        <w:rPr>
+          <w:lang w:val="fr_FR" w:bidi="fr_FR"/>
+        </w:rPr>
+      </w:r>
+    </w:p>
+    <w:p>
+      <w:pPr/>
+      <w:r>
+        <w:rPr>
+          <w:lang w:val="fr_FR" w:bidi="fr_FR"/>
+        </w:rPr>
+      </w:r>
+    </w:p>
+    <w:p>
+      <w:pPr>
+        <w:pStyle w:val="Heading2"/>
+      </w:pPr>
+      <w:r>
+        <w:rPr>
+          <w:lang w:val="fr_FR" w:bidi="fr_FR"/>
+        </w:rPr>
+        <w:t>Luc 23.35–39</w:t>
+      </w:r>
+      <w:r>
+        <w:rPr>
+          <w:lang w:val="fr_FR" w:bidi="fr_FR"/>
+        </w:rPr>
+      </w:r>
+    </w:p>
+    <w:p>
+      <w:pPr/>
+      <w:r>
+        <w:rPr>
+          <w:lang w:val="fr_FR" w:bidi="fr_FR"/>
+        </w:rPr>
+      </w:r>
+      <w:r>
+        <w:rPr>
+          <w:b/>
+          <w:lang w:val="fr_FR" w:bidi="fr_FR"/>
+        </w:rPr>
+        <w:t>Jésus disait être le Christ. Qu'est-ce que les magistrats, les soldats et l'un des malfaiteurs lui ont dit de faire ?</w:t>
+      </w:r>
+    </w:p>
+    <w:p>
+      <w:pPr/>
+      <w:r>
+        <w:rPr>
+          <w:lang w:val="fr_FR" w:bidi="fr_FR"/>
+        </w:rPr>
+      </w:r>
+      <w:r>
+        <w:rPr>
+          <w:lang w:val="fr_FR" w:bidi="fr_FR"/>
+        </w:rPr>
+        <w:t>Ils lui ont dit de se sauver lui-même.</w:t>
       </w:r>
       <w:r>
         <w:rPr>
